--- a/public/temas/ejercicio-3/ESQUEMA TEMA 4.docx
+++ b/public/temas/ejercicio-3/ESQUEMA TEMA 4.docx
@@ -913,7 +913,7 @@
           <w:b/>
           <w:sz w:val="22"/>
         </w:rPr>
-        <w:t>99,8%</w:t>
+        <w:t>99,8 %</w:t>
       </w:r>
       <w:r>
         <w:rPr>
@@ -928,7 +928,7 @@
           <w:b/>
           <w:sz w:val="22"/>
         </w:rPr>
-        <w:t>65%</w:t>
+        <w:t>65 %</w:t>
       </w:r>
       <w:r>
         <w:rPr>
@@ -972,7 +972,7 @@
           <w:b/>
           <w:sz w:val="22"/>
         </w:rPr>
-        <w:t>4,9%</w:t>
+        <w:t>4,9 %</w:t>
       </w:r>
     </w:p>
     <w:p>
@@ -1210,7 +1210,7 @@
           <w:b/>
           <w:sz w:val="22"/>
         </w:rPr>
-        <w:t>25%</w:t>
+        <w:t>25 %</w:t>
       </w:r>
       <w:r>
         <w:rPr>
@@ -2012,7 +2012,7 @@
           <w:rFonts w:ascii="Cambria" w:hAnsi="Cambria" w:cs="Cambria" w:eastAsia="Cambria"/>
           <w:sz w:val="22"/>
         </w:rPr>
-        <w:t>: 13,9% (14,5% en 2024, 15,0% en 2019)</w:t>
+        <w:t>: 13,9 % (14,5 % en 2024, 15,0 % en 2019)</w:t>
       </w:r>
     </w:p>
     <w:p>
@@ -2041,7 +2041,7 @@
           <w:rFonts w:ascii="Cambria" w:hAnsi="Cambria" w:cs="Cambria" w:eastAsia="Cambria"/>
           <w:sz w:val="22"/>
         </w:rPr>
-        <w:t>: 36,2%</w:t>
+        <w:t>: 36,2 %</w:t>
       </w:r>
     </w:p>
     <w:p>
@@ -2070,7 +2070,7 @@
           <w:rFonts w:ascii="Cambria" w:hAnsi="Cambria" w:cs="Cambria" w:eastAsia="Cambria"/>
           <w:sz w:val="22"/>
         </w:rPr>
-        <w:t>: 65,2%</w:t>
+        <w:t>: 65,2 %</w:t>
       </w:r>
     </w:p>
     <w:p>
@@ -2121,7 +2121,7 @@
           <w:rFonts w:ascii="Cambria" w:hAnsi="Cambria" w:cs="Cambria" w:eastAsia="Cambria"/>
           <w:sz w:val="22"/>
         </w:rPr>
-        <w:t xml:space="preserve"> (2025): 83.522 empresas (65,7%) exportan hasta 50.000 €, solo </w:t>
+        <w:t xml:space="preserve"> (2025): 83.522 empresas (65,7 %) exportan hasta 50.000 €, solo </w:t>
       </w:r>
       <w:r>
         <w:rPr>
@@ -2136,7 +2136,7 @@
           <w:rFonts w:ascii="Cambria" w:hAnsi="Cambria" w:cs="Cambria" w:eastAsia="Cambria"/>
           <w:sz w:val="22"/>
         </w:rPr>
-        <w:t xml:space="preserve"> (0,9%) más de 50 M€</w:t>
+        <w:t xml:space="preserve"> (0,9 %) más de 50 M€</w:t>
       </w:r>
     </w:p>
     <w:p>
@@ -2200,7 +2200,7 @@
           <w:b/>
           <w:sz w:val="22"/>
         </w:rPr>
-        <w:t>3%</w:t>
+        <w:t>3 %</w:t>
       </w:r>
       <w:r>
         <w:rPr>
@@ -2349,7 +2349,7 @@
           <w:b/>
           <w:sz w:val="22"/>
         </w:rPr>
-        <w:t>+1,7%</w:t>
+        <w:t>+1,7 %</w:t>
       </w:r>
       <w:r>
         <w:rPr>
@@ -2919,7 +2919,7 @@
           <w:b/>
           <w:sz w:val="22"/>
         </w:rPr>
-        <w:t>99%</w:t>
+        <w:t>99 %</w:t>
       </w:r>
       <w:r>
         <w:rPr>
